--- a/docs/posts/wget-gui/index.docx
+++ b/docs/posts/wget-gui/index.docx
@@ -52,7 +52,7 @@
         </w:p>
       </w:sdtContent>
     </w:sdt>
-    <w:bookmarkStart w:id="21" w:name="wget-command-generator"/>
+    <w:bookmarkStart w:id="10" w:name="wget-command-generator"/>
     <w:p>
       <w:pPr>
         <w:pStyle w:val="Heading2"/>
@@ -71,7 +71,7 @@
       <w:r>
         <w:t xml:space="preserve"> </w:t>
       </w:r>
-      <w:hyperlink r:id="rId20">
+      <w:hyperlink r:id="rId9">
         <w:r>
           <w:rPr>
             <w:rStyle w:val="Hyperlink"/>
@@ -157,8 +157,8 @@
         <w:t xml:space="preserve">View Source Code</w:t>
       </w:r>
     </w:p>
-    <w:bookmarkEnd w:id="21"/>
-    <w:bookmarkStart w:id="22" w:name="features"/>
+    <w:bookmarkEnd w:id="10"/>
+    <w:bookmarkStart w:id="11" w:name="features"/>
     <w:p>
       <w:pPr>
         <w:pStyle w:val="Heading2"/>
@@ -285,8 +285,8 @@
         <w:t xml:space="preserve">: A native-feeling Windows 11 (Fluent) aesthetic that respects your system’s theme preference.</w:t>
       </w:r>
     </w:p>
-    <w:bookmarkEnd w:id="22"/>
-    <w:bookmarkStart w:id="24" w:name="technical-details"/>
+    <w:bookmarkEnd w:id="11"/>
+    <w:bookmarkStart w:id="13" w:name="technical-details"/>
     <w:p>
       <w:pPr>
         <w:pStyle w:val="Heading2"/>
@@ -356,7 +356,7 @@
       <w:r>
         <w:t xml:space="preserve"> </w:t>
       </w:r>
-      <w:hyperlink r:id="rId23">
+      <w:hyperlink r:id="rId12">
         <w:r>
           <w:rPr>
             <w:rStyle w:val="Hyperlink"/>
@@ -387,8 +387,8 @@
         <w:t xml:space="preserve">: All command generation logic happens locally in your browser, ensuring your URLs and credentials remain private.</w:t>
       </w:r>
     </w:p>
-    <w:bookmarkEnd w:id="24"/>
-    <w:bookmarkStart w:id="25" w:name="use-cases"/>
+    <w:bookmarkEnd w:id="13"/>
+    <w:bookmarkStart w:id="14" w:name="use-cases"/>
     <w:p>
       <w:pPr>
         <w:pStyle w:val="Heading2"/>
@@ -514,7 +514,7 @@
       <w:r>
         <w:t xml:space="preserve"> </w:t>
       </w:r>
-      <w:hyperlink r:id="rId23">
+      <w:hyperlink r:id="rId12">
         <w:r>
           <w:rPr>
             <w:rStyle w:val="Hyperlink"/>
@@ -523,7 +523,7 @@
         </w:r>
       </w:hyperlink>
     </w:p>
-    <w:bookmarkEnd w:id="25"/>
+    <w:bookmarkEnd w:id="14"/>
     <w:sectPr>
       <w:footnotePr>
         <w:numRestart w:val="eachSect"/>
@@ -751,10 +751,10 @@
   <w:docDefaults>
     <w:rPrDefault>
       <w:rPr>
-        <w:rFonts w:asciiTheme="minorHAnsi" w:cstheme="minorBidi" w:eastAsiaTheme="minorHAnsi" w:hAnsiTheme="minorHAnsi"/>
+        <w:rFonts w:asciiTheme="minorHAnsi" w:cstheme="minorBidi" w:eastAsiaTheme="minorEastAsia" w:hAnsiTheme="minorHAnsi"/>
         <w:sz w:val="24"/>
         <w:szCs w:val="24"/>
-        <w:lang w:bidi="ar-SA" w:eastAsia="en-US" w:val="en-US"/>
+        <w:lang w:bidi="ar-SA" w:eastAsia="zh-CN" w:val="en-US"/>
       </w:rPr>
     </w:rPrDefault>
     <w:pPrDefault>
@@ -1295,13 +1295,6 @@
       </w:tblCellMar>
     </w:tblPr>
     <w:tblStylePr w:type="firstRow">
-      <w:tblPr>
-        <w:jc w:val="left"/>
-        <w:tblInd w:type="dxa" w:w="0"/>
-      </w:tblPr>
-      <w:trPr>
-        <w:jc w:val="left"/>
-      </w:trPr>
       <w:tcPr>
         <w:tcBorders>
           <w:bottom w:val="single"/>
